--- a/nomenclature_parser/out/latest/word/HubSante.risque.docx
+++ b/nomenclature_parser/out/latest/word/HubSante.risque.docx
@@ -433,82 +433,6 @@
             <w:r>
               <w:t>A saisir si le caractère civil ou militaire n’est pas connu</w:t>
             </w:r>
-          </w:p>
-        </w:tc>
-        <w:tc>
-          <w:tcPr>
-            <w:tcW w:type="dxa" w:w="2160"/>
-          </w:tcPr>
-          <w:p>
-            <w:r/>
-          </w:p>
-        </w:tc>
-      </w:tr>
-      <w:tr>
-        <w:tc>
-          <w:tcPr>
-            <w:tcW w:type="dxa" w:w="2160"/>
-          </w:tcPr>
-          <w:p>
-            <w:r>
-              <w:t>R09</w:t>
-            </w:r>
-          </w:p>
-        </w:tc>
-        <w:tc>
-          <w:tcPr>
-            <w:tcW w:type="dxa" w:w="2160"/>
-          </w:tcPr>
-          <w:p>
-            <w:r>
-              <w:t>Présence de matière radiologique ou nucléaire civile</w:t>
-            </w:r>
-          </w:p>
-        </w:tc>
-        <w:tc>
-          <w:tcPr>
-            <w:tcW w:type="dxa" w:w="2160"/>
-          </w:tcPr>
-          <w:p>
-            <w:r/>
-          </w:p>
-        </w:tc>
-        <w:tc>
-          <w:tcPr>
-            <w:tcW w:type="dxa" w:w="2160"/>
-          </w:tcPr>
-          <w:p>
-            <w:r/>
-          </w:p>
-        </w:tc>
-      </w:tr>
-      <w:tr>
-        <w:tc>
-          <w:tcPr>
-            <w:tcW w:type="dxa" w:w="2160"/>
-          </w:tcPr>
-          <w:p>
-            <w:r>
-              <w:t>R10</w:t>
-            </w:r>
-          </w:p>
-        </w:tc>
-        <w:tc>
-          <w:tcPr>
-            <w:tcW w:type="dxa" w:w="2160"/>
-          </w:tcPr>
-          <w:p>
-            <w:r>
-              <w:t>Présence de matière radiologique ou nucléaire militaire</w:t>
-            </w:r>
-          </w:p>
-        </w:tc>
-        <w:tc>
-          <w:tcPr>
-            <w:tcW w:type="dxa" w:w="2160"/>
-          </w:tcPr>
-          <w:p>
-            <w:r/>
           </w:p>
         </w:tc>
         <w:tc>
@@ -999,7 +923,7 @@
           </w:tcPr>
           <w:p>
             <w:r>
-              <w:t>Implication d’une autorité</w:t>
+              <w:t>Implication d’un élus</w:t>
             </w:r>
           </w:p>
         </w:tc>
@@ -1227,82 +1151,6 @@
           </w:tcPr>
           <w:p>
             <w:r>
-              <w:t>R29</w:t>
-            </w:r>
-          </w:p>
-        </w:tc>
-        <w:tc>
-          <w:tcPr>
-            <w:tcW w:type="dxa" w:w="2160"/>
-          </w:tcPr>
-          <w:p>
-            <w:r>
-              <w:t>Patient/Victime décédé</w:t>
-            </w:r>
-          </w:p>
-        </w:tc>
-        <w:tc>
-          <w:tcPr>
-            <w:tcW w:type="dxa" w:w="2160"/>
-          </w:tcPr>
-          <w:p>
-            <w:r/>
-          </w:p>
-        </w:tc>
-        <w:tc>
-          <w:tcPr>
-            <w:tcW w:type="dxa" w:w="2160"/>
-          </w:tcPr>
-          <w:p>
-            <w:r/>
-          </w:p>
-        </w:tc>
-      </w:tr>
-      <w:tr>
-        <w:tc>
-          <w:tcPr>
-            <w:tcW w:type="dxa" w:w="2160"/>
-          </w:tcPr>
-          <w:p>
-            <w:r>
-              <w:t>R30</w:t>
-            </w:r>
-          </w:p>
-        </w:tc>
-        <w:tc>
-          <w:tcPr>
-            <w:tcW w:type="dxa" w:w="2160"/>
-          </w:tcPr>
-          <w:p>
-            <w:r>
-              <w:t>Patient/Victime blessé</w:t>
-            </w:r>
-          </w:p>
-        </w:tc>
-        <w:tc>
-          <w:tcPr>
-            <w:tcW w:type="dxa" w:w="2160"/>
-          </w:tcPr>
-          <w:p>
-            <w:r/>
-          </w:p>
-        </w:tc>
-        <w:tc>
-          <w:tcPr>
-            <w:tcW w:type="dxa" w:w="2160"/>
-          </w:tcPr>
-          <w:p>
-            <w:r/>
-          </w:p>
-        </w:tc>
-      </w:tr>
-      <w:tr>
-        <w:tc>
-          <w:tcPr>
-            <w:tcW w:type="dxa" w:w="2160"/>
-          </w:tcPr>
-          <w:p>
-            <w:r>
               <w:t>R31</w:t>
             </w:r>
           </w:p>
@@ -1497,7 +1345,7 @@
           </w:tcPr>
           <w:p>
             <w:r>
-              <w:t>R36</w:t>
+              <w:t>R37</w:t>
             </w:r>
           </w:p>
         </w:tc>
@@ -1507,7 +1355,47 @@
           </w:tcPr>
           <w:p>
             <w:r>
-              <w:t>Discrimination raciale, religieuse, sexiste ou autre</w:t>
+              <w:t>Situation instable/indéterminée</w:t>
+            </w:r>
+          </w:p>
+        </w:tc>
+        <w:tc>
+          <w:tcPr>
+            <w:tcW w:type="dxa" w:w="2160"/>
+          </w:tcPr>
+          <w:p>
+            <w:r>
+              <w:t>En vue d’alerter les professionnels intervenant sur place d'un possible risque de dégradation de la situation (ex: reconnaissance sur site non achevée)</w:t>
+            </w:r>
+          </w:p>
+        </w:tc>
+        <w:tc>
+          <w:tcPr>
+            <w:tcW w:type="dxa" w:w="2160"/>
+          </w:tcPr>
+          <w:p>
+            <w:r/>
+          </w:p>
+        </w:tc>
+      </w:tr>
+      <w:tr>
+        <w:tc>
+          <w:tcPr>
+            <w:tcW w:type="dxa" w:w="2160"/>
+          </w:tcPr>
+          <w:p>
+            <w:r>
+              <w:t>R60</w:t>
+            </w:r>
+          </w:p>
+        </w:tc>
+        <w:tc>
+          <w:tcPr>
+            <w:tcW w:type="dxa" w:w="2160"/>
+          </w:tcPr>
+          <w:p>
+            <w:r>
+              <w:t>Risque d'explosion, présence de gaz (bouteilles)</w:t>
             </w:r>
           </w:p>
         </w:tc>
@@ -1535,7 +1423,7 @@
           </w:tcPr>
           <w:p>
             <w:r>
-              <w:t>R37</w:t>
+              <w:t>R61</w:t>
             </w:r>
           </w:p>
         </w:tc>
@@ -1545,7 +1433,35 @@
           </w:tcPr>
           <w:p>
             <w:r>
-              <w:t>Situation instable/indéterminée</w:t>
+              <w:t>Présence de matière ou matériel explosif</w:t>
+            </w:r>
+          </w:p>
+        </w:tc>
+        <w:tc>
+          <w:tcPr>
+            <w:tcW w:type="dxa" w:w="2160"/>
+          </w:tcPr>
+          <w:p>
+            <w:r/>
+          </w:p>
+        </w:tc>
+        <w:tc>
+          <w:tcPr>
+            <w:tcW w:type="dxa" w:w="2160"/>
+          </w:tcPr>
+          <w:p>
+            <w:r/>
+          </w:p>
+        </w:tc>
+      </w:tr>
+      <w:tr>
+        <w:tc>
+          <w:tcPr>
+            <w:tcW w:type="dxa" w:w="2160"/>
+          </w:tcPr>
+          <w:p>
+            <w:r>
+              <w:t>R62</w:t>
             </w:r>
           </w:p>
         </w:tc>
@@ -1555,8 +1471,1090 @@
           </w:tcPr>
           <w:p>
             <w:r>
-              <w:t>En vue d’alerter les professionnels intervenant sur place d'un possible risque de dégradation de la situation (ex: reconnaissance sur site non achevée)</w:t>
+              <w:t xml:space="preserve">GPL ou carburation non conventionnelle </w:t>
             </w:r>
+          </w:p>
+        </w:tc>
+        <w:tc>
+          <w:tcPr>
+            <w:tcW w:type="dxa" w:w="2160"/>
+          </w:tcPr>
+          <w:p>
+            <w:r/>
+          </w:p>
+        </w:tc>
+        <w:tc>
+          <w:tcPr>
+            <w:tcW w:type="dxa" w:w="2160"/>
+          </w:tcPr>
+          <w:p>
+            <w:r/>
+          </w:p>
+        </w:tc>
+      </w:tr>
+      <w:tr>
+        <w:tc>
+          <w:tcPr>
+            <w:tcW w:type="dxa" w:w="2160"/>
+          </w:tcPr>
+          <w:p>
+            <w:r>
+              <w:t>R63</w:t>
+            </w:r>
+          </w:p>
+        </w:tc>
+        <w:tc>
+          <w:tcPr>
+            <w:tcW w:type="dxa" w:w="2160"/>
+          </w:tcPr>
+          <w:p>
+            <w:r>
+              <w:t>Engin Propulsion / Traction électrique</w:t>
+            </w:r>
+          </w:p>
+        </w:tc>
+        <w:tc>
+          <w:tcPr>
+            <w:tcW w:type="dxa" w:w="2160"/>
+          </w:tcPr>
+          <w:p>
+            <w:r/>
+          </w:p>
+        </w:tc>
+        <w:tc>
+          <w:tcPr>
+            <w:tcW w:type="dxa" w:w="2160"/>
+          </w:tcPr>
+          <w:p>
+            <w:r/>
+          </w:p>
+        </w:tc>
+      </w:tr>
+      <w:tr>
+        <w:tc>
+          <w:tcPr>
+            <w:tcW w:type="dxa" w:w="2160"/>
+          </w:tcPr>
+          <w:p>
+            <w:r>
+              <w:t>R64</w:t>
+            </w:r>
+          </w:p>
+        </w:tc>
+        <w:tc>
+          <w:tcPr>
+            <w:tcW w:type="dxa" w:w="2160"/>
+          </w:tcPr>
+          <w:p>
+            <w:r>
+              <w:t>Levée de doute ou sinistre naissant</w:t>
+            </w:r>
+          </w:p>
+        </w:tc>
+        <w:tc>
+          <w:tcPr>
+            <w:tcW w:type="dxa" w:w="2160"/>
+          </w:tcPr>
+          <w:p>
+            <w:r>
+              <w:t>Qualifie une situation pour laquelle les lieux les premiers moyens sur les lieux vont rencontrer des difficultés pour découvrir le sinistre. La découverte du sinitre ne sera pas flagrante</w:t>
+            </w:r>
+          </w:p>
+        </w:tc>
+        <w:tc>
+          <w:tcPr>
+            <w:tcW w:type="dxa" w:w="2160"/>
+          </w:tcPr>
+          <w:p>
+            <w:r/>
+          </w:p>
+        </w:tc>
+      </w:tr>
+      <w:tr>
+        <w:tc>
+          <w:tcPr>
+            <w:tcW w:type="dxa" w:w="2160"/>
+          </w:tcPr>
+          <w:p>
+            <w:r>
+              <w:t>R65</w:t>
+            </w:r>
+          </w:p>
+        </w:tc>
+        <w:tc>
+          <w:tcPr>
+            <w:tcW w:type="dxa" w:w="2160"/>
+          </w:tcPr>
+          <w:p>
+            <w:r>
+              <w:t>Présence de bétail</w:t>
+            </w:r>
+          </w:p>
+        </w:tc>
+        <w:tc>
+          <w:tcPr>
+            <w:tcW w:type="dxa" w:w="2160"/>
+          </w:tcPr>
+          <w:p>
+            <w:r/>
+          </w:p>
+        </w:tc>
+        <w:tc>
+          <w:tcPr>
+            <w:tcW w:type="dxa" w:w="2160"/>
+          </w:tcPr>
+          <w:p>
+            <w:r/>
+          </w:p>
+        </w:tc>
+      </w:tr>
+      <w:tr>
+        <w:tc>
+          <w:tcPr>
+            <w:tcW w:type="dxa" w:w="2160"/>
+          </w:tcPr>
+          <w:p>
+            <w:r>
+              <w:t>R66</w:t>
+            </w:r>
+          </w:p>
+        </w:tc>
+        <w:tc>
+          <w:tcPr>
+            <w:tcW w:type="dxa" w:w="2160"/>
+          </w:tcPr>
+          <w:p>
+            <w:r>
+              <w:t>Présence d'animal domestique</w:t>
+            </w:r>
+          </w:p>
+        </w:tc>
+        <w:tc>
+          <w:tcPr>
+            <w:tcW w:type="dxa" w:w="2160"/>
+          </w:tcPr>
+          <w:p>
+            <w:r/>
+          </w:p>
+        </w:tc>
+        <w:tc>
+          <w:tcPr>
+            <w:tcW w:type="dxa" w:w="2160"/>
+          </w:tcPr>
+          <w:p>
+            <w:r/>
+          </w:p>
+        </w:tc>
+      </w:tr>
+      <w:tr>
+        <w:tc>
+          <w:tcPr>
+            <w:tcW w:type="dxa" w:w="2160"/>
+          </w:tcPr>
+          <w:p>
+            <w:r>
+              <w:t>R67</w:t>
+            </w:r>
+          </w:p>
+        </w:tc>
+        <w:tc>
+          <w:tcPr>
+            <w:tcW w:type="dxa" w:w="2160"/>
+          </w:tcPr>
+          <w:p>
+            <w:r>
+              <w:t>Porte/accès verrouillé</w:t>
+            </w:r>
+          </w:p>
+        </w:tc>
+        <w:tc>
+          <w:tcPr>
+            <w:tcW w:type="dxa" w:w="2160"/>
+          </w:tcPr>
+          <w:p>
+            <w:r/>
+          </w:p>
+        </w:tc>
+        <w:tc>
+          <w:tcPr>
+            <w:tcW w:type="dxa" w:w="2160"/>
+          </w:tcPr>
+          <w:p>
+            <w:r/>
+          </w:p>
+        </w:tc>
+      </w:tr>
+      <w:tr>
+        <w:tc>
+          <w:tcPr>
+            <w:tcW w:type="dxa" w:w="2160"/>
+          </w:tcPr>
+          <w:p>
+            <w:r>
+              <w:t>R68</w:t>
+            </w:r>
+          </w:p>
+        </w:tc>
+        <w:tc>
+          <w:tcPr>
+            <w:tcW w:type="dxa" w:w="2160"/>
+          </w:tcPr>
+          <w:p>
+            <w:r>
+              <w:t>Patient / victime ejecté</w:t>
+            </w:r>
+          </w:p>
+        </w:tc>
+        <w:tc>
+          <w:tcPr>
+            <w:tcW w:type="dxa" w:w="2160"/>
+          </w:tcPr>
+          <w:p>
+            <w:r/>
+          </w:p>
+        </w:tc>
+        <w:tc>
+          <w:tcPr>
+            <w:tcW w:type="dxa" w:w="2160"/>
+          </w:tcPr>
+          <w:p>
+            <w:r/>
+          </w:p>
+        </w:tc>
+      </w:tr>
+      <w:tr>
+        <w:tc>
+          <w:tcPr>
+            <w:tcW w:type="dxa" w:w="2160"/>
+          </w:tcPr>
+          <w:p>
+            <w:r>
+              <w:t>R69</w:t>
+            </w:r>
+          </w:p>
+        </w:tc>
+        <w:tc>
+          <w:tcPr>
+            <w:tcW w:type="dxa" w:w="2160"/>
+          </w:tcPr>
+          <w:p>
+            <w:r>
+              <w:t>Patient/Victime non visible</w:t>
+            </w:r>
+          </w:p>
+        </w:tc>
+        <w:tc>
+          <w:tcPr>
+            <w:tcW w:type="dxa" w:w="2160"/>
+          </w:tcPr>
+          <w:p>
+            <w:r/>
+          </w:p>
+        </w:tc>
+        <w:tc>
+          <w:tcPr>
+            <w:tcW w:type="dxa" w:w="2160"/>
+          </w:tcPr>
+          <w:p>
+            <w:r/>
+          </w:p>
+        </w:tc>
+      </w:tr>
+      <w:tr>
+        <w:tc>
+          <w:tcPr>
+            <w:tcW w:type="dxa" w:w="2160"/>
+          </w:tcPr>
+          <w:p>
+            <w:r>
+              <w:t>R70</w:t>
+            </w:r>
+          </w:p>
+        </w:tc>
+        <w:tc>
+          <w:tcPr>
+            <w:tcW w:type="dxa" w:w="2160"/>
+          </w:tcPr>
+          <w:p>
+            <w:r>
+              <w:t>Carence prestataire extérieur</w:t>
+            </w:r>
+          </w:p>
+        </w:tc>
+        <w:tc>
+          <w:tcPr>
+            <w:tcW w:type="dxa" w:w="2160"/>
+          </w:tcPr>
+          <w:p>
+            <w:r/>
+          </w:p>
+        </w:tc>
+        <w:tc>
+          <w:tcPr>
+            <w:tcW w:type="dxa" w:w="2160"/>
+          </w:tcPr>
+          <w:p>
+            <w:r/>
+          </w:p>
+        </w:tc>
+      </w:tr>
+      <w:tr>
+        <w:tc>
+          <w:tcPr>
+            <w:tcW w:type="dxa" w:w="2160"/>
+          </w:tcPr>
+          <w:p>
+            <w:r>
+              <w:t>R71</w:t>
+            </w:r>
+          </w:p>
+        </w:tc>
+        <w:tc>
+          <w:tcPr>
+            <w:tcW w:type="dxa" w:w="2160"/>
+          </w:tcPr>
+          <w:p>
+            <w:r>
+              <w:t xml:space="preserve">Situation en profondeur </w:t>
+            </w:r>
+          </w:p>
+        </w:tc>
+        <w:tc>
+          <w:tcPr>
+            <w:tcW w:type="dxa" w:w="2160"/>
+          </w:tcPr>
+          <w:p>
+            <w:r>
+              <w:t>En sous-sol/milieu difficile d'accès</w:t>
+            </w:r>
+          </w:p>
+        </w:tc>
+        <w:tc>
+          <w:tcPr>
+            <w:tcW w:type="dxa" w:w="2160"/>
+          </w:tcPr>
+          <w:p>
+            <w:r/>
+          </w:p>
+        </w:tc>
+      </w:tr>
+      <w:tr>
+        <w:tc>
+          <w:tcPr>
+            <w:tcW w:type="dxa" w:w="2160"/>
+          </w:tcPr>
+          <w:p>
+            <w:r>
+              <w:t>R72</w:t>
+            </w:r>
+          </w:p>
+        </w:tc>
+        <w:tc>
+          <w:tcPr>
+            <w:tcW w:type="dxa" w:w="2160"/>
+          </w:tcPr>
+          <w:p>
+            <w:r>
+              <w:t>Hauteur inférieure ou égale à 2 étages ( &lt;= 8mètres)</w:t>
+            </w:r>
+          </w:p>
+        </w:tc>
+        <w:tc>
+          <w:tcPr>
+            <w:tcW w:type="dxa" w:w="2160"/>
+          </w:tcPr>
+          <w:p>
+            <w:r>
+              <w:t>Conditionne le choix du vecteur à utiliser</w:t>
+            </w:r>
+          </w:p>
+        </w:tc>
+        <w:tc>
+          <w:tcPr>
+            <w:tcW w:type="dxa" w:w="2160"/>
+          </w:tcPr>
+          <w:p>
+            <w:r/>
+          </w:p>
+        </w:tc>
+      </w:tr>
+      <w:tr>
+        <w:tc>
+          <w:tcPr>
+            <w:tcW w:type="dxa" w:w="2160"/>
+          </w:tcPr>
+          <w:p>
+            <w:r>
+              <w:t>R73</w:t>
+            </w:r>
+          </w:p>
+        </w:tc>
+        <w:tc>
+          <w:tcPr>
+            <w:tcW w:type="dxa" w:w="2160"/>
+          </w:tcPr>
+          <w:p>
+            <w:r>
+              <w:t>Situation en milieu vicié</w:t>
+            </w:r>
+          </w:p>
+        </w:tc>
+        <w:tc>
+          <w:tcPr>
+            <w:tcW w:type="dxa" w:w="2160"/>
+          </w:tcPr>
+          <w:p>
+            <w:r>
+              <w:t>Atmosphère irrrespirable</w:t>
+            </w:r>
+          </w:p>
+        </w:tc>
+        <w:tc>
+          <w:tcPr>
+            <w:tcW w:type="dxa" w:w="2160"/>
+          </w:tcPr>
+          <w:p>
+            <w:r/>
+          </w:p>
+        </w:tc>
+      </w:tr>
+      <w:tr>
+        <w:tc>
+          <w:tcPr>
+            <w:tcW w:type="dxa" w:w="2160"/>
+          </w:tcPr>
+          <w:p>
+            <w:r>
+              <w:t>R74</w:t>
+            </w:r>
+          </w:p>
+        </w:tc>
+        <w:tc>
+          <w:tcPr>
+            <w:tcW w:type="dxa" w:w="2160"/>
+          </w:tcPr>
+          <w:p>
+            <w:r>
+              <w:t>Locaux à sommeil</w:t>
+            </w:r>
+          </w:p>
+        </w:tc>
+        <w:tc>
+          <w:tcPr>
+            <w:tcW w:type="dxa" w:w="2160"/>
+          </w:tcPr>
+          <w:p>
+            <w:r/>
+          </w:p>
+        </w:tc>
+        <w:tc>
+          <w:tcPr>
+            <w:tcW w:type="dxa" w:w="2160"/>
+          </w:tcPr>
+          <w:p>
+            <w:r/>
+          </w:p>
+        </w:tc>
+      </w:tr>
+      <w:tr>
+        <w:tc>
+          <w:tcPr>
+            <w:tcW w:type="dxa" w:w="2160"/>
+          </w:tcPr>
+          <w:p>
+            <w:r>
+              <w:t>R75</w:t>
+            </w:r>
+          </w:p>
+        </w:tc>
+        <w:tc>
+          <w:tcPr>
+            <w:tcW w:type="dxa" w:w="2160"/>
+          </w:tcPr>
+          <w:p>
+            <w:r>
+              <w:t>Gaz - Accident ou présence de travaux</w:t>
+            </w:r>
+          </w:p>
+        </w:tc>
+        <w:tc>
+          <w:tcPr>
+            <w:tcW w:type="dxa" w:w="2160"/>
+          </w:tcPr>
+          <w:p>
+            <w:r/>
+          </w:p>
+        </w:tc>
+        <w:tc>
+          <w:tcPr>
+            <w:tcW w:type="dxa" w:w="2160"/>
+          </w:tcPr>
+          <w:p>
+            <w:r/>
+          </w:p>
+        </w:tc>
+      </w:tr>
+      <w:tr>
+        <w:tc>
+          <w:tcPr>
+            <w:tcW w:type="dxa" w:w="2160"/>
+          </w:tcPr>
+          <w:p>
+            <w:r>
+              <w:t>R76</w:t>
+            </w:r>
+          </w:p>
+        </w:tc>
+        <w:tc>
+          <w:tcPr>
+            <w:tcW w:type="dxa" w:w="2160"/>
+          </w:tcPr>
+          <w:p>
+            <w:r>
+              <w:t>Gaz - Ouvrage endommagé visible</w:t>
+            </w:r>
+          </w:p>
+        </w:tc>
+        <w:tc>
+          <w:tcPr>
+            <w:tcW w:type="dxa" w:w="2160"/>
+          </w:tcPr>
+          <w:p>
+            <w:r/>
+          </w:p>
+        </w:tc>
+        <w:tc>
+          <w:tcPr>
+            <w:tcW w:type="dxa" w:w="2160"/>
+          </w:tcPr>
+          <w:p>
+            <w:r/>
+          </w:p>
+        </w:tc>
+      </w:tr>
+      <w:tr>
+        <w:tc>
+          <w:tcPr>
+            <w:tcW w:type="dxa" w:w="2160"/>
+          </w:tcPr>
+          <w:p>
+            <w:r>
+              <w:t>R77</w:t>
+            </w:r>
+          </w:p>
+        </w:tc>
+        <w:tc>
+          <w:tcPr>
+            <w:tcW w:type="dxa" w:w="2160"/>
+          </w:tcPr>
+          <w:p>
+            <w:r>
+              <w:t>Gaz - Ouvrage endommaé non visible</w:t>
+            </w:r>
+          </w:p>
+        </w:tc>
+        <w:tc>
+          <w:tcPr>
+            <w:tcW w:type="dxa" w:w="2160"/>
+          </w:tcPr>
+          <w:p>
+            <w:r/>
+          </w:p>
+        </w:tc>
+        <w:tc>
+          <w:tcPr>
+            <w:tcW w:type="dxa" w:w="2160"/>
+          </w:tcPr>
+          <w:p>
+            <w:r/>
+          </w:p>
+        </w:tc>
+      </w:tr>
+      <w:tr>
+        <w:tc>
+          <w:tcPr>
+            <w:tcW w:type="dxa" w:w="2160"/>
+          </w:tcPr>
+          <w:p>
+            <w:r>
+              <w:t>R78</w:t>
+            </w:r>
+          </w:p>
+        </w:tc>
+        <w:tc>
+          <w:tcPr>
+            <w:tcW w:type="dxa" w:w="2160"/>
+          </w:tcPr>
+          <w:p>
+            <w:r>
+              <w:t>Gaz - Dégâts apparents sur la conduite de gaz</w:t>
+            </w:r>
+          </w:p>
+        </w:tc>
+        <w:tc>
+          <w:tcPr>
+            <w:tcW w:type="dxa" w:w="2160"/>
+          </w:tcPr>
+          <w:p>
+            <w:r/>
+          </w:p>
+        </w:tc>
+        <w:tc>
+          <w:tcPr>
+            <w:tcW w:type="dxa" w:w="2160"/>
+          </w:tcPr>
+          <w:p>
+            <w:r/>
+          </w:p>
+        </w:tc>
+      </w:tr>
+      <w:tr>
+        <w:tc>
+          <w:tcPr>
+            <w:tcW w:type="dxa" w:w="2160"/>
+          </w:tcPr>
+          <w:p>
+            <w:r>
+              <w:t>R79</w:t>
+            </w:r>
+          </w:p>
+        </w:tc>
+        <w:tc>
+          <w:tcPr>
+            <w:tcW w:type="dxa" w:w="2160"/>
+          </w:tcPr>
+          <w:p>
+            <w:r>
+              <w:t>Gaz - Bruits, sifflements, souffle, vibrations ou projections</w:t>
+            </w:r>
+          </w:p>
+        </w:tc>
+        <w:tc>
+          <w:tcPr>
+            <w:tcW w:type="dxa" w:w="2160"/>
+          </w:tcPr>
+          <w:p>
+            <w:r/>
+          </w:p>
+        </w:tc>
+        <w:tc>
+          <w:tcPr>
+            <w:tcW w:type="dxa" w:w="2160"/>
+          </w:tcPr>
+          <w:p>
+            <w:r/>
+          </w:p>
+        </w:tc>
+      </w:tr>
+      <w:tr>
+        <w:tc>
+          <w:tcPr>
+            <w:tcW w:type="dxa" w:w="2160"/>
+          </w:tcPr>
+          <w:p>
+            <w:r>
+              <w:t>R80</w:t>
+            </w:r>
+          </w:p>
+        </w:tc>
+        <w:tc>
+          <w:tcPr>
+            <w:tcW w:type="dxa" w:w="2160"/>
+          </w:tcPr>
+          <w:p>
+            <w:r>
+              <w:t>Gaz - Zone dense en population</w:t>
+            </w:r>
+          </w:p>
+        </w:tc>
+        <w:tc>
+          <w:tcPr>
+            <w:tcW w:type="dxa" w:w="2160"/>
+          </w:tcPr>
+          <w:p>
+            <w:r/>
+          </w:p>
+        </w:tc>
+        <w:tc>
+          <w:tcPr>
+            <w:tcW w:type="dxa" w:w="2160"/>
+          </w:tcPr>
+          <w:p>
+            <w:r/>
+          </w:p>
+        </w:tc>
+      </w:tr>
+      <w:tr>
+        <w:tc>
+          <w:tcPr>
+            <w:tcW w:type="dxa" w:w="2160"/>
+          </w:tcPr>
+          <w:p>
+            <w:r>
+              <w:t>R81</w:t>
+            </w:r>
+          </w:p>
+        </w:tc>
+        <w:tc>
+          <w:tcPr>
+            <w:tcW w:type="dxa" w:w="2160"/>
+          </w:tcPr>
+          <w:p>
+            <w:r>
+              <w:t>Gaz - Grand rassemblement de public</w:t>
+            </w:r>
+          </w:p>
+        </w:tc>
+        <w:tc>
+          <w:tcPr>
+            <w:tcW w:type="dxa" w:w="2160"/>
+          </w:tcPr>
+          <w:p>
+            <w:r/>
+          </w:p>
+        </w:tc>
+        <w:tc>
+          <w:tcPr>
+            <w:tcW w:type="dxa" w:w="2160"/>
+          </w:tcPr>
+          <w:p>
+            <w:r/>
+          </w:p>
+        </w:tc>
+      </w:tr>
+      <w:tr>
+        <w:tc>
+          <w:tcPr>
+            <w:tcW w:type="dxa" w:w="2160"/>
+          </w:tcPr>
+          <w:p>
+            <w:r>
+              <w:t>R82</w:t>
+            </w:r>
+          </w:p>
+        </w:tc>
+        <w:tc>
+          <w:tcPr>
+            <w:tcW w:type="dxa" w:w="2160"/>
+          </w:tcPr>
+          <w:p>
+            <w:r>
+              <w:t>Gaz - En sous-sol</w:t>
+            </w:r>
+          </w:p>
+        </w:tc>
+        <w:tc>
+          <w:tcPr>
+            <w:tcW w:type="dxa" w:w="2160"/>
+          </w:tcPr>
+          <w:p>
+            <w:r/>
+          </w:p>
+        </w:tc>
+        <w:tc>
+          <w:tcPr>
+            <w:tcW w:type="dxa" w:w="2160"/>
+          </w:tcPr>
+          <w:p>
+            <w:r/>
+          </w:p>
+        </w:tc>
+      </w:tr>
+      <w:tr>
+        <w:tc>
+          <w:tcPr>
+            <w:tcW w:type="dxa" w:w="2160"/>
+          </w:tcPr>
+          <w:p>
+            <w:r>
+              <w:t>R83</w:t>
+            </w:r>
+          </w:p>
+        </w:tc>
+        <w:tc>
+          <w:tcPr>
+            <w:tcW w:type="dxa" w:w="2160"/>
+          </w:tcPr>
+          <w:p>
+            <w:r>
+              <w:t>Nombreux appels</w:t>
+            </w:r>
+          </w:p>
+        </w:tc>
+        <w:tc>
+          <w:tcPr>
+            <w:tcW w:type="dxa" w:w="2160"/>
+          </w:tcPr>
+          <w:p>
+            <w:r/>
+          </w:p>
+        </w:tc>
+        <w:tc>
+          <w:tcPr>
+            <w:tcW w:type="dxa" w:w="2160"/>
+          </w:tcPr>
+          <w:p>
+            <w:r/>
+          </w:p>
+        </w:tc>
+      </w:tr>
+      <w:tr>
+        <w:tc>
+          <w:tcPr>
+            <w:tcW w:type="dxa" w:w="2160"/>
+          </w:tcPr>
+          <w:p>
+            <w:r>
+              <w:t>R84</w:t>
+            </w:r>
+          </w:p>
+        </w:tc>
+        <w:tc>
+          <w:tcPr>
+            <w:tcW w:type="dxa" w:w="2160"/>
+          </w:tcPr>
+          <w:p>
+            <w:r>
+              <w:t>Hauteur supérieure à 2 étages (&gt; 8 mètres)</w:t>
+            </w:r>
+          </w:p>
+        </w:tc>
+        <w:tc>
+          <w:tcPr>
+            <w:tcW w:type="dxa" w:w="2160"/>
+          </w:tcPr>
+          <w:p>
+            <w:r/>
+          </w:p>
+        </w:tc>
+        <w:tc>
+          <w:tcPr>
+            <w:tcW w:type="dxa" w:w="2160"/>
+          </w:tcPr>
+          <w:p>
+            <w:r/>
+          </w:p>
+        </w:tc>
+      </w:tr>
+      <w:tr>
+        <w:tc>
+          <w:tcPr>
+            <w:tcW w:type="dxa" w:w="2160"/>
+          </w:tcPr>
+          <w:p>
+            <w:r>
+              <w:t>R85</w:t>
+            </w:r>
+          </w:p>
+        </w:tc>
+        <w:tc>
+          <w:tcPr>
+            <w:tcW w:type="dxa" w:w="2160"/>
+          </w:tcPr>
+          <w:p>
+            <w:r>
+              <w:t>Hauteur supérieure à 7 étages (&gt; 28 mètres)</w:t>
+            </w:r>
+          </w:p>
+        </w:tc>
+        <w:tc>
+          <w:tcPr>
+            <w:tcW w:type="dxa" w:w="2160"/>
+          </w:tcPr>
+          <w:p>
+            <w:r/>
+          </w:p>
+        </w:tc>
+        <w:tc>
+          <w:tcPr>
+            <w:tcW w:type="dxa" w:w="2160"/>
+          </w:tcPr>
+          <w:p>
+            <w:r/>
+          </w:p>
+        </w:tc>
+      </w:tr>
+      <w:tr>
+        <w:tc>
+          <w:tcPr>
+            <w:tcW w:type="dxa" w:w="2160"/>
+          </w:tcPr>
+          <w:p>
+            <w:r>
+              <w:t>R86</w:t>
+            </w:r>
+          </w:p>
+        </w:tc>
+        <w:tc>
+          <w:tcPr>
+            <w:tcW w:type="dxa" w:w="2160"/>
+          </w:tcPr>
+          <w:p>
+            <w:r>
+              <w:t>Voie non carrossable</w:t>
+            </w:r>
+          </w:p>
+        </w:tc>
+        <w:tc>
+          <w:tcPr>
+            <w:tcW w:type="dxa" w:w="2160"/>
+          </w:tcPr>
+          <w:p>
+            <w:r/>
+          </w:p>
+        </w:tc>
+        <w:tc>
+          <w:tcPr>
+            <w:tcW w:type="dxa" w:w="2160"/>
+          </w:tcPr>
+          <w:p>
+            <w:r/>
+          </w:p>
+        </w:tc>
+      </w:tr>
+      <w:tr>
+        <w:tc>
+          <w:tcPr>
+            <w:tcW w:type="dxa" w:w="2160"/>
+          </w:tcPr>
+          <w:p>
+            <w:r>
+              <w:t>R88</w:t>
+            </w:r>
+          </w:p>
+        </w:tc>
+        <w:tc>
+          <w:tcPr>
+            <w:tcW w:type="dxa" w:w="2160"/>
+          </w:tcPr>
+          <w:p>
+            <w:r>
+              <w:t>Victime face à un danger immédiat</w:t>
+            </w:r>
+          </w:p>
+        </w:tc>
+        <w:tc>
+          <w:tcPr>
+            <w:tcW w:type="dxa" w:w="2160"/>
+          </w:tcPr>
+          <w:p>
+            <w:r/>
+          </w:p>
+        </w:tc>
+        <w:tc>
+          <w:tcPr>
+            <w:tcW w:type="dxa" w:w="2160"/>
+          </w:tcPr>
+          <w:p>
+            <w:r/>
+          </w:p>
+        </w:tc>
+      </w:tr>
+      <w:tr>
+        <w:tc>
+          <w:tcPr>
+            <w:tcW w:type="dxa" w:w="2160"/>
+          </w:tcPr>
+          <w:p>
+            <w:r>
+              <w:t>R89</w:t>
+            </w:r>
+          </w:p>
+        </w:tc>
+        <w:tc>
+          <w:tcPr>
+            <w:tcW w:type="dxa" w:w="2160"/>
+          </w:tcPr>
+          <w:p>
+            <w:r>
+              <w:t>Victime face à une menace plus ou moins différée</w:t>
+            </w:r>
+          </w:p>
+        </w:tc>
+        <w:tc>
+          <w:tcPr>
+            <w:tcW w:type="dxa" w:w="2160"/>
+          </w:tcPr>
+          <w:p>
+            <w:r/>
+          </w:p>
+        </w:tc>
+        <w:tc>
+          <w:tcPr>
+            <w:tcW w:type="dxa" w:w="2160"/>
+          </w:tcPr>
+          <w:p>
+            <w:r/>
+          </w:p>
+        </w:tc>
+      </w:tr>
+      <w:tr>
+        <w:tc>
+          <w:tcPr>
+            <w:tcW w:type="dxa" w:w="2160"/>
+          </w:tcPr>
+          <w:p>
+            <w:r>
+              <w:t>R90</w:t>
+            </w:r>
+          </w:p>
+        </w:tc>
+        <w:tc>
+          <w:tcPr>
+            <w:tcW w:type="dxa" w:w="2160"/>
+          </w:tcPr>
+          <w:p>
+            <w:r>
+              <w:t xml:space="preserve">Présence dans un lieu public non protégé </w:t>
+            </w:r>
+          </w:p>
+        </w:tc>
+        <w:tc>
+          <w:tcPr>
+            <w:tcW w:type="dxa" w:w="2160"/>
+          </w:tcPr>
+          <w:p>
+            <w:r>
+              <w:t>Personne présente dans un lieu non protégé l'exposant au public ou à des conditions climatiques défavorable</w:t>
+            </w:r>
+          </w:p>
+        </w:tc>
+        <w:tc>
+          <w:tcPr>
+            <w:tcW w:type="dxa" w:w="2160"/>
+          </w:tcPr>
+          <w:p>
+            <w:r/>
+          </w:p>
+        </w:tc>
+      </w:tr>
+      <w:tr>
+        <w:tc>
+          <w:tcPr>
+            <w:tcW w:type="dxa" w:w="2160"/>
+          </w:tcPr>
+          <w:p>
+            <w:r>
+              <w:t>R91</w:t>
+            </w:r>
+          </w:p>
+        </w:tc>
+        <w:tc>
+          <w:tcPr>
+            <w:tcW w:type="dxa" w:w="2160"/>
+          </w:tcPr>
+          <w:p>
+            <w:r>
+              <w:t>Implication d’une autorité</w:t>
+            </w:r>
+          </w:p>
+        </w:tc>
+        <w:tc>
+          <w:tcPr>
+            <w:tcW w:type="dxa" w:w="2160"/>
+          </w:tcPr>
+          <w:p>
+            <w:r/>
           </w:p>
         </w:tc>
         <w:tc>
